--- a/2026 الى 2027/خطط القسم 2027/خطة الموهوبات -قسم الكيمياء 2027/الموهوبات جديد 2027/متابعة الموهوبات - الكيمياء  2026-2027 نوفمبر.docx
+++ b/2026 الى 2027/خطط القسم 2027/خطة الموهوبات -قسم الكيمياء 2027/الموهوبات جديد 2027/متابعة الموهوبات - الكيمياء  2026-2027 نوفمبر.docx
@@ -218,7 +218,7 @@
           <w:rtl/>
           <w:lang w:bidi="ar-QA"/>
         </w:rPr>
-        <w:t>6</w:t>
+        <w:t>7</w:t>
       </w:r>
       <w:r>
         <w:rPr>
@@ -268,7 +268,7 @@
           <w:rtl/>
           <w:lang w:bidi="ar-QA"/>
         </w:rPr>
-        <w:t>5</w:t>
+        <w:t>6</w:t>
       </w:r>
       <w:r>
         <w:rPr>
@@ -2169,7 +2169,7 @@
                 <w:rtl/>
                 <w:lang w:bidi="ar-QA"/>
               </w:rPr>
-              <w:t>5</w:t>
+              <w:t>6</w:t>
             </w:r>
           </w:p>
           <w:p>
@@ -2827,7 +2827,7 @@
                 <w:rtl/>
                 <w:lang w:bidi="ar-QA"/>
               </w:rPr>
-              <w:t>5</w:t>
+              <w:t>6</w:t>
             </w:r>
             <w:r>
               <w:rPr>
@@ -3466,7 +3466,7 @@
                 <w:rtl/>
                 <w:lang w:bidi="ar-QA"/>
               </w:rPr>
-              <w:t>5</w:t>
+              <w:t>6</w:t>
             </w:r>
           </w:p>
           <w:p>
@@ -3582,7 +3582,7 @@
                 <w:rtl/>
                 <w:lang w:bidi="ar-QA"/>
               </w:rPr>
-              <w:t>5</w:t>
+              <w:t>6</w:t>
             </w:r>
             <w:r>
               <w:rPr>
@@ -4201,7 +4201,7 @@
                 <w:rtl/>
                 <w:lang w:bidi="ar-QA"/>
               </w:rPr>
-              <w:t>5</w:t>
+              <w:t>6</w:t>
             </w:r>
           </w:p>
           <w:p>
@@ -4317,31 +4317,31 @@
                 <w:rtl/>
                 <w:lang w:bidi="ar-QA"/>
               </w:rPr>
+              <w:t>7</w:t>
+            </w:r>
+            <w:r>
+              <w:rPr>
+                <w:rFonts w:ascii="Sakkal Majalla" w:hAnsi="Sakkal Majalla" w:cs="Sakkal Majalla" w:hint="cs"/>
+                <w:b/>
+                <w:bCs/>
+                <w:sz w:val="24"/>
+                <w:szCs w:val="24"/>
+                <w:rtl/>
+                <w:lang w:bidi="ar-QA"/>
+              </w:rPr>
+              <w:t>-202</w:t>
+            </w:r>
+            <w:r>
+              <w:rPr>
+                <w:rFonts w:ascii="Sakkal Majalla" w:hAnsi="Sakkal Majalla" w:cs="Sakkal Majalla" w:hint="cs"/>
+                <w:b/>
+                <w:bCs/>
+                <w:sz w:val="24"/>
+                <w:szCs w:val="24"/>
+                <w:rtl/>
+                <w:lang w:bidi="ar-QA"/>
+              </w:rPr>
               <w:t>6</w:t>
-            </w:r>
-            <w:r>
-              <w:rPr>
-                <w:rFonts w:ascii="Sakkal Majalla" w:hAnsi="Sakkal Majalla" w:cs="Sakkal Majalla" w:hint="cs"/>
-                <w:b/>
-                <w:bCs/>
-                <w:sz w:val="24"/>
-                <w:szCs w:val="24"/>
-                <w:rtl/>
-                <w:lang w:bidi="ar-QA"/>
-              </w:rPr>
-              <w:t>-202</w:t>
-            </w:r>
-            <w:r>
-              <w:rPr>
-                <w:rFonts w:ascii="Sakkal Majalla" w:hAnsi="Sakkal Majalla" w:cs="Sakkal Majalla" w:hint="cs"/>
-                <w:b/>
-                <w:bCs/>
-                <w:sz w:val="24"/>
-                <w:szCs w:val="24"/>
-                <w:rtl/>
-                <w:lang w:bidi="ar-QA"/>
-              </w:rPr>
-              <w:t>5</w:t>
             </w:r>
           </w:p>
         </w:tc>
@@ -4949,31 +4949,31 @@
                 <w:rtl/>
                 <w:lang w:bidi="ar-QA"/>
               </w:rPr>
+              <w:t>7</w:t>
+            </w:r>
+            <w:r>
+              <w:rPr>
+                <w:rFonts w:ascii="Sakkal Majalla" w:hAnsi="Sakkal Majalla" w:cs="Sakkal Majalla" w:hint="cs"/>
+                <w:b/>
+                <w:bCs/>
+                <w:sz w:val="24"/>
+                <w:szCs w:val="24"/>
+                <w:rtl/>
+                <w:lang w:bidi="ar-QA"/>
+              </w:rPr>
+              <w:t>-202</w:t>
+            </w:r>
+            <w:r>
+              <w:rPr>
+                <w:rFonts w:ascii="Sakkal Majalla" w:hAnsi="Sakkal Majalla" w:cs="Sakkal Majalla" w:hint="cs"/>
+                <w:b/>
+                <w:bCs/>
+                <w:sz w:val="24"/>
+                <w:szCs w:val="24"/>
+                <w:rtl/>
+                <w:lang w:bidi="ar-QA"/>
+              </w:rPr>
               <w:t>6</w:t>
-            </w:r>
-            <w:r>
-              <w:rPr>
-                <w:rFonts w:ascii="Sakkal Majalla" w:hAnsi="Sakkal Majalla" w:cs="Sakkal Majalla" w:hint="cs"/>
-                <w:b/>
-                <w:bCs/>
-                <w:sz w:val="24"/>
-                <w:szCs w:val="24"/>
-                <w:rtl/>
-                <w:lang w:bidi="ar-QA"/>
-              </w:rPr>
-              <w:t>-202</w:t>
-            </w:r>
-            <w:r>
-              <w:rPr>
-                <w:rFonts w:ascii="Sakkal Majalla" w:hAnsi="Sakkal Majalla" w:cs="Sakkal Majalla" w:hint="cs"/>
-                <w:b/>
-                <w:bCs/>
-                <w:sz w:val="24"/>
-                <w:szCs w:val="24"/>
-                <w:rtl/>
-                <w:lang w:bidi="ar-QA"/>
-              </w:rPr>
-              <w:t>5</w:t>
             </w:r>
           </w:p>
         </w:tc>
@@ -5577,31 +5577,31 @@
                 <w:rtl/>
                 <w:lang w:bidi="ar-QA"/>
               </w:rPr>
+              <w:t>7</w:t>
+            </w:r>
+            <w:r>
+              <w:rPr>
+                <w:rFonts w:ascii="Sakkal Majalla" w:hAnsi="Sakkal Majalla" w:cs="Sakkal Majalla" w:hint="cs"/>
+                <w:b/>
+                <w:bCs/>
+                <w:sz w:val="24"/>
+                <w:szCs w:val="24"/>
+                <w:rtl/>
+                <w:lang w:bidi="ar-QA"/>
+              </w:rPr>
+              <w:t>-202</w:t>
+            </w:r>
+            <w:r>
+              <w:rPr>
+                <w:rFonts w:ascii="Sakkal Majalla" w:hAnsi="Sakkal Majalla" w:cs="Sakkal Majalla" w:hint="cs"/>
+                <w:b/>
+                <w:bCs/>
+                <w:sz w:val="24"/>
+                <w:szCs w:val="24"/>
+                <w:rtl/>
+                <w:lang w:bidi="ar-QA"/>
+              </w:rPr>
               <w:t>6</w:t>
-            </w:r>
-            <w:r>
-              <w:rPr>
-                <w:rFonts w:ascii="Sakkal Majalla" w:hAnsi="Sakkal Majalla" w:cs="Sakkal Majalla" w:hint="cs"/>
-                <w:b/>
-                <w:bCs/>
-                <w:sz w:val="24"/>
-                <w:szCs w:val="24"/>
-                <w:rtl/>
-                <w:lang w:bidi="ar-QA"/>
-              </w:rPr>
-              <w:t>-202</w:t>
-            </w:r>
-            <w:r>
-              <w:rPr>
-                <w:rFonts w:ascii="Sakkal Majalla" w:hAnsi="Sakkal Majalla" w:cs="Sakkal Majalla" w:hint="cs"/>
-                <w:b/>
-                <w:bCs/>
-                <w:sz w:val="24"/>
-                <w:szCs w:val="24"/>
-                <w:rtl/>
-                <w:lang w:bidi="ar-QA"/>
-              </w:rPr>
-              <w:t>5</w:t>
             </w:r>
           </w:p>
         </w:tc>
@@ -6115,7 +6115,7 @@
                 <w:rtl/>
                 <w:lang w:bidi="ar-QA"/>
               </w:rPr>
-              <w:t>5</w:t>
+              <w:t>6</w:t>
             </w:r>
           </w:p>
           <w:p>
@@ -6245,31 +6245,31 @@
                 <w:rtl/>
                 <w:lang w:bidi="ar-QA"/>
               </w:rPr>
+              <w:t>7</w:t>
+            </w:r>
+            <w:r>
+              <w:rPr>
+                <w:rFonts w:ascii="Sakkal Majalla" w:hAnsi="Sakkal Majalla" w:cs="Sakkal Majalla" w:hint="cs"/>
+                <w:b/>
+                <w:bCs/>
+                <w:sz w:val="24"/>
+                <w:szCs w:val="24"/>
+                <w:rtl/>
+                <w:lang w:bidi="ar-QA"/>
+              </w:rPr>
+              <w:t>-202</w:t>
+            </w:r>
+            <w:r>
+              <w:rPr>
+                <w:rFonts w:ascii="Sakkal Majalla" w:hAnsi="Sakkal Majalla" w:cs="Sakkal Majalla" w:hint="cs"/>
+                <w:b/>
+                <w:bCs/>
+                <w:sz w:val="24"/>
+                <w:szCs w:val="24"/>
+                <w:rtl/>
+                <w:lang w:bidi="ar-QA"/>
+              </w:rPr>
               <w:t>6</w:t>
-            </w:r>
-            <w:r>
-              <w:rPr>
-                <w:rFonts w:ascii="Sakkal Majalla" w:hAnsi="Sakkal Majalla" w:cs="Sakkal Majalla" w:hint="cs"/>
-                <w:b/>
-                <w:bCs/>
-                <w:sz w:val="24"/>
-                <w:szCs w:val="24"/>
-                <w:rtl/>
-                <w:lang w:bidi="ar-QA"/>
-              </w:rPr>
-              <w:t>-202</w:t>
-            </w:r>
-            <w:r>
-              <w:rPr>
-                <w:rFonts w:ascii="Sakkal Majalla" w:hAnsi="Sakkal Majalla" w:cs="Sakkal Majalla" w:hint="cs"/>
-                <w:b/>
-                <w:bCs/>
-                <w:sz w:val="24"/>
-                <w:szCs w:val="24"/>
-                <w:rtl/>
-                <w:lang w:bidi="ar-QA"/>
-              </w:rPr>
-              <w:t>5</w:t>
             </w:r>
           </w:p>
           <w:p>
@@ -6879,7 +6879,7 @@
                 <w:rtl/>
                 <w:lang w:bidi="ar-QA"/>
               </w:rPr>
-              <w:t>5</w:t>
+              <w:t>6</w:t>
             </w:r>
           </w:p>
           <w:p>
@@ -6958,7 +6958,7 @@
                 <w:rtl/>
                 <w:lang w:bidi="ar-QA"/>
               </w:rPr>
-              <w:t>6</w:t>
+              <w:t>7</w:t>
             </w:r>
           </w:p>
         </w:tc>
@@ -7374,7 +7374,7 @@
           <w:szCs w:val="28"/>
           <w:rtl/>
         </w:rPr>
-        <w:t>6</w:t>
+        <w:t>7</w:t>
       </w:r>
       <w:r>
         <w:rPr>
@@ -7398,7 +7398,7 @@
           <w:szCs w:val="28"/>
           <w:rtl/>
         </w:rPr>
-        <w:t>5</w:t>
+        <w:t>6</w:t>
       </w:r>
       <w:r>
         <w:rPr>
